--- a/7 семестр/ИСИС КП/доп файлы/ТИТУЛ ИСИС КП.docx
+++ b/7 семестр/ИСИС КП/доп файлы/ТИТУЛ ИСИС КП.docx
@@ -8171,25 +8171,6 @@
         <w:color w:val="000000"/>
       </w:rPr>
     </w:pPr>
-    <w:r>
-      <w:fldChar w:fldCharType="begin"/>
-    </w:r>
-    <w:r>
-      <w:instrText>PAGE   \* MERGEFORMAT</w:instrText>
-    </w:r>
-    <w:r>
-      <w:fldChar w:fldCharType="separate"/>
-    </w:r>
-    <w:r>
-      <w:rPr>
-        <w:noProof/>
-        <w:lang w:val="ru-RU"/>
-      </w:rPr>
-      <w:t>3</w:t>
-    </w:r>
-    <w:r>
-      <w:fldChar w:fldCharType="end"/>
-    </w:r>
   </w:p>
 </w:hdr>
 </file>

--- a/7 семестр/ИСИС КП/доп файлы/ТИТУЛ ИСИС КП.docx
+++ b/7 семестр/ИСИС КП/доп файлы/ТИТУЛ ИСИС КП.docx
@@ -1441,15 +1441,6 @@
                 <w:lang w:val="ru-RU"/>
               </w:rPr>
             </w:pPr>
-            <w:r>
-              <w:rPr>
-                <w:bCs/>
-                <w:sz w:val="28"/>
-                <w:szCs w:val="28"/>
-                <w:lang w:val="ru-RU"/>
-              </w:rPr>
-              <w:t>Мовенко Константин Михайлович</w:t>
-            </w:r>
           </w:p>
         </w:tc>
       </w:tr>
@@ -4031,14 +4022,6 @@
                 <w:lang w:val="ru-RU"/>
               </w:rPr>
             </w:pPr>
-            <w:r>
-              <w:rPr>
-                <w:sz w:val="28"/>
-                <w:szCs w:val="28"/>
-                <w:lang w:val="ru-RU"/>
-              </w:rPr>
-              <w:t>Мовенко Константина Михайловича</w:t>
-            </w:r>
           </w:p>
         </w:tc>
       </w:tr>
@@ -6209,50 +6192,11 @@
           </w:tcPr>
           <w:p>
             <w:pPr>
-              <w:pStyle w:val="Default"/>
-              <w:jc w:val="center"/>
-              <w:rPr>
-                <w:i/>
-                <w:iCs/>
-                <w:sz w:val="23"/>
-                <w:szCs w:val="23"/>
-              </w:rPr>
-            </w:pPr>
-            <w:r>
-              <w:rPr>
-                <w:i/>
-                <w:iCs/>
-                <w:sz w:val="23"/>
-                <w:szCs w:val="23"/>
-              </w:rPr>
-              <w:t xml:space="preserve">3-я неделя </w:t>
-            </w:r>
-          </w:p>
-          <w:p>
-            <w:pPr>
-              <w:jc w:val="center"/>
-              <w:rPr>
-                <w:lang w:val="ru-RU"/>
-              </w:rPr>
-            </w:pPr>
-            <w:proofErr w:type="spellStart"/>
-            <w:r>
-              <w:rPr>
-                <w:i/>
-                <w:iCs/>
-                <w:sz w:val="23"/>
-                <w:szCs w:val="23"/>
-              </w:rPr>
-              <w:t>семестра</w:t>
-            </w:r>
-            <w:proofErr w:type="spellEnd"/>
-            <w:r>
-              <w:rPr>
-                <w:sz w:val="23"/>
-                <w:szCs w:val="23"/>
-              </w:rPr>
-              <w:t xml:space="preserve"> </w:t>
-            </w:r>
+              <w:jc w:val="center"/>
+              <w:rPr>
+                <w:lang w:val="ru-RU"/>
+              </w:rPr>
+            </w:pPr>
           </w:p>
         </w:tc>
         <w:tc>
@@ -6360,58 +6304,10 @@
               <w:pStyle w:val="Default"/>
               <w:jc w:val="center"/>
               <w:rPr>
-                <w:i/>
-                <w:iCs/>
                 <w:sz w:val="23"/>
                 <w:szCs w:val="23"/>
               </w:rPr>
             </w:pPr>
-            <w:r>
-              <w:rPr>
-                <w:i/>
-                <w:iCs/>
-                <w:sz w:val="23"/>
-                <w:szCs w:val="23"/>
-              </w:rPr>
-              <w:t>4-я</w:t>
-            </w:r>
-            <w:r>
-              <w:rPr>
-                <w:i/>
-                <w:iCs/>
-                <w:sz w:val="23"/>
-                <w:szCs w:val="23"/>
-              </w:rPr>
-              <w:t xml:space="preserve"> неделя </w:t>
-            </w:r>
-          </w:p>
-          <w:p>
-            <w:pPr>
-              <w:pStyle w:val="Default"/>
-              <w:jc w:val="center"/>
-              <w:rPr>
-                <w:sz w:val="23"/>
-                <w:szCs w:val="23"/>
-              </w:rPr>
-            </w:pPr>
-            <w:r>
-              <w:rPr>
-                <w:i/>
-                <w:iCs/>
-                <w:sz w:val="23"/>
-                <w:szCs w:val="23"/>
-              </w:rPr>
-              <w:t>семестра</w:t>
-            </w:r>
-            <w:r>
-              <w:rPr>
-                <w:i/>
-                <w:iCs/>
-                <w:sz w:val="23"/>
-                <w:szCs w:val="23"/>
-              </w:rPr>
-              <w:t xml:space="preserve"> </w:t>
-            </w:r>
           </w:p>
         </w:tc>
         <w:tc>
@@ -6515,52 +6411,11 @@
           </w:tcPr>
           <w:p>
             <w:pPr>
-              <w:pStyle w:val="Default"/>
-              <w:jc w:val="center"/>
-              <w:rPr>
-                <w:i/>
-                <w:iCs/>
-                <w:sz w:val="23"/>
-                <w:szCs w:val="23"/>
-              </w:rPr>
-            </w:pPr>
-            <w:r>
-              <w:rPr>
-                <w:i/>
-                <w:iCs/>
-                <w:sz w:val="23"/>
-                <w:szCs w:val="23"/>
-              </w:rPr>
-              <w:t>5-я</w:t>
-            </w:r>
-            <w:r>
-              <w:rPr>
-                <w:i/>
-                <w:iCs/>
-                <w:sz w:val="23"/>
-                <w:szCs w:val="23"/>
-              </w:rPr>
-              <w:t xml:space="preserve"> неделя </w:t>
-            </w:r>
-          </w:p>
-          <w:p>
-            <w:pPr>
-              <w:jc w:val="center"/>
-              <w:rPr>
-                <w:lang w:val="ru-RU"/>
-              </w:rPr>
-            </w:pPr>
-            <w:proofErr w:type="spellStart"/>
-            <w:r>
-              <w:rPr>
-                <w:i/>
-                <w:iCs/>
-                <w:sz w:val="23"/>
-                <w:szCs w:val="23"/>
-              </w:rPr>
-              <w:t>семестра</w:t>
-            </w:r>
-            <w:proofErr w:type="spellEnd"/>
+              <w:jc w:val="center"/>
+              <w:rPr>
+                <w:lang w:val="ru-RU"/>
+              </w:rPr>
+            </w:pPr>
           </w:p>
         </w:tc>
         <w:tc>
@@ -6658,52 +6513,11 @@
           </w:tcPr>
           <w:p>
             <w:pPr>
-              <w:pStyle w:val="Default"/>
-              <w:jc w:val="center"/>
-              <w:rPr>
-                <w:i/>
-                <w:iCs/>
-                <w:sz w:val="23"/>
-                <w:szCs w:val="23"/>
-              </w:rPr>
-            </w:pPr>
-            <w:r>
-              <w:rPr>
-                <w:i/>
-                <w:iCs/>
-                <w:sz w:val="23"/>
-                <w:szCs w:val="23"/>
-              </w:rPr>
-              <w:t>6-я</w:t>
-            </w:r>
-            <w:r>
-              <w:rPr>
-                <w:i/>
-                <w:iCs/>
-                <w:sz w:val="23"/>
-                <w:szCs w:val="23"/>
-              </w:rPr>
-              <w:t xml:space="preserve"> неделя </w:t>
-            </w:r>
-          </w:p>
-          <w:p>
-            <w:pPr>
-              <w:jc w:val="center"/>
-              <w:rPr>
-                <w:lang w:val="ru-RU"/>
-              </w:rPr>
-            </w:pPr>
-            <w:proofErr w:type="spellStart"/>
-            <w:r>
-              <w:rPr>
-                <w:i/>
-                <w:iCs/>
-                <w:sz w:val="23"/>
-                <w:szCs w:val="23"/>
-              </w:rPr>
-              <w:t>семестра</w:t>
-            </w:r>
-            <w:proofErr w:type="spellEnd"/>
+              <w:jc w:val="center"/>
+              <w:rPr>
+                <w:lang w:val="ru-RU"/>
+              </w:rPr>
+            </w:pPr>
           </w:p>
         </w:tc>
         <w:tc>
@@ -6801,52 +6615,11 @@
           </w:tcPr>
           <w:p>
             <w:pPr>
-              <w:pStyle w:val="Default"/>
-              <w:jc w:val="center"/>
-              <w:rPr>
-                <w:i/>
-                <w:iCs/>
-                <w:sz w:val="23"/>
-                <w:szCs w:val="23"/>
-              </w:rPr>
-            </w:pPr>
-            <w:r>
-              <w:rPr>
-                <w:i/>
-                <w:iCs/>
-                <w:sz w:val="23"/>
-                <w:szCs w:val="23"/>
-              </w:rPr>
-              <w:t>7-я</w:t>
-            </w:r>
-            <w:r>
-              <w:rPr>
-                <w:i/>
-                <w:iCs/>
-                <w:sz w:val="23"/>
-                <w:szCs w:val="23"/>
-              </w:rPr>
-              <w:t xml:space="preserve"> неделя </w:t>
-            </w:r>
-          </w:p>
-          <w:p>
-            <w:pPr>
-              <w:jc w:val="center"/>
-              <w:rPr>
-                <w:lang w:val="ru-RU"/>
-              </w:rPr>
-            </w:pPr>
-            <w:proofErr w:type="spellStart"/>
-            <w:r>
-              <w:rPr>
-                <w:i/>
-                <w:iCs/>
-                <w:sz w:val="23"/>
-                <w:szCs w:val="23"/>
-              </w:rPr>
-              <w:t>семестра</w:t>
-            </w:r>
-            <w:proofErr w:type="spellEnd"/>
+              <w:jc w:val="center"/>
+              <w:rPr>
+                <w:lang w:val="ru-RU"/>
+              </w:rPr>
+            </w:pPr>
           </w:p>
         </w:tc>
         <w:tc>
@@ -6944,52 +6717,11 @@
           </w:tcPr>
           <w:p>
             <w:pPr>
-              <w:pStyle w:val="Default"/>
-              <w:jc w:val="center"/>
-              <w:rPr>
-                <w:i/>
-                <w:iCs/>
-                <w:sz w:val="23"/>
-                <w:szCs w:val="23"/>
-              </w:rPr>
-            </w:pPr>
-            <w:r>
-              <w:rPr>
-                <w:i/>
-                <w:iCs/>
-                <w:sz w:val="23"/>
-                <w:szCs w:val="23"/>
-              </w:rPr>
-              <w:t>8-я</w:t>
-            </w:r>
-            <w:r>
-              <w:rPr>
-                <w:i/>
-                <w:iCs/>
-                <w:sz w:val="23"/>
-                <w:szCs w:val="23"/>
-              </w:rPr>
-              <w:t xml:space="preserve"> неделя </w:t>
-            </w:r>
-          </w:p>
-          <w:p>
-            <w:pPr>
-              <w:jc w:val="center"/>
-              <w:rPr>
-                <w:lang w:val="ru-RU"/>
-              </w:rPr>
-            </w:pPr>
-            <w:proofErr w:type="spellStart"/>
-            <w:r>
-              <w:rPr>
-                <w:i/>
-                <w:iCs/>
-                <w:sz w:val="23"/>
-                <w:szCs w:val="23"/>
-              </w:rPr>
-              <w:t>семестра</w:t>
-            </w:r>
-            <w:proofErr w:type="spellEnd"/>
+              <w:jc w:val="center"/>
+              <w:rPr>
+                <w:lang w:val="ru-RU"/>
+              </w:rPr>
+            </w:pPr>
           </w:p>
         </w:tc>
         <w:tc>
@@ -7090,52 +6822,11 @@
           </w:tcPr>
           <w:p>
             <w:pPr>
-              <w:pStyle w:val="Default"/>
-              <w:jc w:val="center"/>
-              <w:rPr>
-                <w:i/>
-                <w:iCs/>
-                <w:sz w:val="23"/>
-                <w:szCs w:val="23"/>
-              </w:rPr>
-            </w:pPr>
-            <w:r>
-              <w:rPr>
-                <w:i/>
-                <w:iCs/>
-                <w:sz w:val="23"/>
-                <w:szCs w:val="23"/>
-              </w:rPr>
-              <w:t>9-я</w:t>
-            </w:r>
-            <w:r>
-              <w:rPr>
-                <w:i/>
-                <w:iCs/>
-                <w:sz w:val="23"/>
-                <w:szCs w:val="23"/>
-              </w:rPr>
-              <w:t xml:space="preserve"> неделя </w:t>
-            </w:r>
-          </w:p>
-          <w:p>
-            <w:pPr>
-              <w:jc w:val="center"/>
-              <w:rPr>
-                <w:lang w:val="ru-RU"/>
-              </w:rPr>
-            </w:pPr>
-            <w:proofErr w:type="spellStart"/>
-            <w:r>
-              <w:rPr>
-                <w:i/>
-                <w:iCs/>
-                <w:sz w:val="23"/>
-                <w:szCs w:val="23"/>
-              </w:rPr>
-              <w:t>семестра</w:t>
-            </w:r>
-            <w:proofErr w:type="spellEnd"/>
+              <w:jc w:val="center"/>
+              <w:rPr>
+                <w:lang w:val="ru-RU"/>
+              </w:rPr>
+            </w:pPr>
           </w:p>
         </w:tc>
         <w:tc>
@@ -7240,52 +6931,16 @@
           </w:tcPr>
           <w:p>
             <w:pPr>
-              <w:pStyle w:val="Default"/>
-              <w:jc w:val="center"/>
-              <w:rPr>
-                <w:i/>
-                <w:iCs/>
-                <w:sz w:val="23"/>
-                <w:szCs w:val="23"/>
-              </w:rPr>
-            </w:pPr>
-            <w:r>
-              <w:rPr>
-                <w:i/>
-                <w:iCs/>
-                <w:sz w:val="23"/>
-                <w:szCs w:val="23"/>
-              </w:rPr>
-              <w:t>10-я</w:t>
-            </w:r>
-            <w:r>
-              <w:rPr>
-                <w:i/>
-                <w:iCs/>
-                <w:sz w:val="23"/>
-                <w:szCs w:val="23"/>
-              </w:rPr>
-              <w:t xml:space="preserve"> неделя </w:t>
-            </w:r>
-          </w:p>
-          <w:p>
-            <w:pPr>
-              <w:jc w:val="center"/>
-              <w:rPr>
-                <w:lang w:val="ru-RU"/>
-              </w:rPr>
-            </w:pPr>
-            <w:proofErr w:type="spellStart"/>
-            <w:r>
-              <w:rPr>
-                <w:i/>
-                <w:iCs/>
-                <w:sz w:val="23"/>
-                <w:szCs w:val="23"/>
-              </w:rPr>
-              <w:t>семестра</w:t>
-            </w:r>
-            <w:proofErr w:type="spellEnd"/>
+              <w:jc w:val="center"/>
+            </w:pPr>
+          </w:p>
+          <w:p>
+            <w:pPr>
+              <w:jc w:val="center"/>
+              <w:rPr>
+                <w:lang w:val="ru-RU"/>
+              </w:rPr>
+            </w:pPr>
           </w:p>
         </w:tc>
         <w:tc>
@@ -7395,37 +7050,20 @@
               <w:rPr>
                 <w:sz w:val="23"/>
                 <w:szCs w:val="23"/>
-              </w:rPr>
-            </w:pPr>
-            <w:r>
-              <w:rPr>
-                <w:i/>
-                <w:iCs/>
+                <w:lang w:val="en-US"/>
+              </w:rPr>
+            </w:pPr>
+          </w:p>
+          <w:p>
+            <w:pPr>
+              <w:pStyle w:val="Default"/>
+              <w:jc w:val="center"/>
+              <w:rPr>
                 <w:sz w:val="23"/>
                 <w:szCs w:val="23"/>
-              </w:rPr>
-              <w:t xml:space="preserve">10-я неделя </w:t>
-            </w:r>
-            <w:proofErr w:type="spellStart"/>
-            <w:r>
-              <w:rPr>
-                <w:i/>
-                <w:iCs/>
-                <w:sz w:val="23"/>
-                <w:szCs w:val="23"/>
-              </w:rPr>
-              <w:t>семетра</w:t>
-            </w:r>
-            <w:proofErr w:type="spellEnd"/>
-            <w:r>
-              <w:rPr>
-                <w:i/>
-                <w:iCs/>
-                <w:sz w:val="23"/>
-                <w:szCs w:val="23"/>
-              </w:rPr>
-              <w:t xml:space="preserve"> </w:t>
-            </w:r>
+                <w:lang w:val="en-US"/>
+              </w:rPr>
+            </w:pPr>
           </w:p>
         </w:tc>
         <w:tc>
